--- a/IICT/fake_mail_project_report.docx
+++ b/IICT/fake_mail_project_report.docx
@@ -9,7 +9,7 @@
       <w:r>
         <w:drawing>
           <wp:inline>
-            <wp:extent cx="3121152" cy="3121152"/>
+            <wp:extent cx="5334000" cy="3572311"/>
             <wp:effectExtent b="0" l="0" r="0" t="0"/>
             <wp:docPr descr="" title="" id="10" name="Picture"/>
             <a:graphic>
@@ -30,7 +30,7 @@
                   <pic:spPr bwMode="auto">
                     <a:xfrm>
                       <a:off x="0" y="0"/>
-                      <a:ext cx="3121152" cy="3121152"/>
+                      <a:ext cx="5334000" cy="3572311"/>
                     </a:xfrm>
                     <a:prstGeom prst="rect">
                       <a:avLst/>

--- a/IICT/fake_mail_project_report.docx
+++ b/IICT/fake_mail_project_report.docx
@@ -126,6 +126,14 @@
         </w:rPr>
         <w:t>Roll No.: [595766]</w:t>
         <w:br/>
+      </w:r>
+      <w:r>
+        <w:rPr>
+          <w:color w:val="7F7F7F"/>
+          <w:sz w:val="24"/>
+        </w:rPr>
+        <w:t>NMAM Institute Of Technology</w:t>
+        <w:br/>
         <w:br/>
       </w:r>
       <w:r>
@@ -134,6 +142,291 @@
           <w:sz w:val="24"/>
         </w:rPr>
         <w:t>2026</w:t>
+      </w:r>
+    </w:p>
+    <w:p>
+      <w:r>
+        <w:br w:type="page"/>
+      </w:r>
+    </w:p>
+    <w:p>
+      <w:pPr>
+        <w:pStyle w:val="Heading1"/>
+      </w:pPr>
+      <w:r>
+        <w:t>Table of Contents</w:t>
+      </w:r>
+    </w:p>
+    <w:p>
+      <w:pPr>
+        <w:spacing w:after="120"/>
+      </w:pPr>
+      <w:r>
+        <w:rPr>
+          <w:b/>
+        </w:rPr>
+        <w:t>Abstract &amp; Keywords</w:t>
+      </w:r>
+      <w:r>
+        <w:tab/>
+        <w:tab/>
+        <w:tab/>
+        <w:t>3</w:t>
+      </w:r>
+    </w:p>
+    <w:p>
+      <w:pPr>
+        <w:spacing w:after="120"/>
+      </w:pPr>
+      <w:r>
+        <w:rPr>
+          <w:b/>
+        </w:rPr>
+        <w:t>Introduction</w:t>
+      </w:r>
+      <w:r>
+        <w:tab/>
+        <w:tab/>
+        <w:tab/>
+        <w:t>4</w:t>
+      </w:r>
+    </w:p>
+    <w:p>
+      <w:pPr>
+        <w:spacing w:after="120"/>
+      </w:pPr>
+      <w:r>
+        <w:rPr>
+          <w:b/>
+        </w:rPr>
+        <w:t>Problem Statement &amp; Objectives</w:t>
+      </w:r>
+      <w:r>
+        <w:tab/>
+        <w:tab/>
+        <w:tab/>
+        <w:t>5</w:t>
+      </w:r>
+    </w:p>
+    <w:p>
+      <w:pPr>
+        <w:spacing w:after="120"/>
+      </w:pPr>
+      <w:r>
+        <w:rPr>
+          <w:b/>
+        </w:rPr>
+        <w:t>Literature Review</w:t>
+      </w:r>
+      <w:r>
+        <w:tab/>
+        <w:tab/>
+        <w:tab/>
+        <w:t>6</w:t>
+      </w:r>
+    </w:p>
+    <w:p>
+      <w:pPr>
+        <w:spacing w:after="120"/>
+      </w:pPr>
+      <w:r>
+        <w:rPr>
+          <w:b/>
+        </w:rPr>
+        <w:t>Proposed Methodology</w:t>
+      </w:r>
+      <w:r>
+        <w:tab/>
+        <w:tab/>
+        <w:tab/>
+        <w:t>8</w:t>
+      </w:r>
+    </w:p>
+    <w:p>
+      <w:pPr>
+        <w:spacing w:after="120"/>
+      </w:pPr>
+      <w:r>
+        <w:rPr>
+          <w:b/>
+        </w:rPr>
+        <w:t>Dataset Description</w:t>
+      </w:r>
+      <w:r>
+        <w:tab/>
+        <w:tab/>
+        <w:tab/>
+        <w:t>9</w:t>
+      </w:r>
+    </w:p>
+    <w:p>
+      <w:pPr>
+        <w:spacing w:after="120"/>
+      </w:pPr>
+      <w:r>
+        <w:rPr>
+          <w:b/>
+        </w:rPr>
+        <w:t>Data Preprocessing</w:t>
+      </w:r>
+      <w:r>
+        <w:tab/>
+        <w:tab/>
+        <w:tab/>
+        <w:t>10</w:t>
+      </w:r>
+    </w:p>
+    <w:p>
+      <w:pPr>
+        <w:spacing w:after="120"/>
+      </w:pPr>
+      <w:r>
+        <w:rPr>
+          <w:b/>
+        </w:rPr>
+        <w:t>Feature Engineering</w:t>
+      </w:r>
+      <w:r>
+        <w:tab/>
+        <w:tab/>
+        <w:tab/>
+        <w:t>11</w:t>
+      </w:r>
+    </w:p>
+    <w:p>
+      <w:pPr>
+        <w:spacing w:after="120"/>
+      </w:pPr>
+      <w:r>
+        <w:rPr>
+          <w:b/>
+        </w:rPr>
+        <w:t>Machine Learning Models</w:t>
+      </w:r>
+      <w:r>
+        <w:tab/>
+        <w:tab/>
+        <w:tab/>
+        <w:t>12</w:t>
+      </w:r>
+    </w:p>
+    <w:p>
+      <w:pPr>
+        <w:spacing w:after="120"/>
+      </w:pPr>
+      <w:r>
+        <w:rPr>
+          <w:b/>
+        </w:rPr>
+        <w:t>Model Training</w:t>
+      </w:r>
+      <w:r>
+        <w:tab/>
+        <w:tab/>
+        <w:tab/>
+        <w:t>15</w:t>
+      </w:r>
+    </w:p>
+    <w:p>
+      <w:pPr>
+        <w:spacing w:after="120"/>
+      </w:pPr>
+      <w:r>
+        <w:rPr>
+          <w:b/>
+        </w:rPr>
+        <w:t>Results &amp; Evaluation</w:t>
+      </w:r>
+      <w:r>
+        <w:tab/>
+        <w:tab/>
+        <w:tab/>
+        <w:t>16</w:t>
+      </w:r>
+    </w:p>
+    <w:p>
+      <w:pPr>
+        <w:spacing w:after="120"/>
+      </w:pPr>
+      <w:r>
+        <w:rPr>
+          <w:b/>
+        </w:rPr>
+        <w:t>Feature Importance &amp; Analysis</w:t>
+      </w:r>
+      <w:r>
+        <w:tab/>
+        <w:tab/>
+        <w:tab/>
+        <w:t>18</w:t>
+      </w:r>
+    </w:p>
+    <w:p>
+      <w:pPr>
+        <w:spacing w:after="120"/>
+      </w:pPr>
+      <w:r>
+        <w:rPr>
+          <w:b/>
+        </w:rPr>
+        <w:t>Prediction Module</w:t>
+      </w:r>
+      <w:r>
+        <w:tab/>
+        <w:tab/>
+        <w:tab/>
+        <w:t>19</w:t>
+      </w:r>
+    </w:p>
+    <w:p>
+      <w:pPr>
+        <w:spacing w:after="120"/>
+      </w:pPr>
+      <w:r>
+        <w:rPr>
+          <w:b/>
+        </w:rPr>
+        <w:t>Advantages, Limitations &amp; Future Scope</w:t>
+      </w:r>
+      <w:r>
+        <w:tab/>
+        <w:tab/>
+        <w:tab/>
+        <w:t>20</w:t>
+      </w:r>
+    </w:p>
+    <w:p>
+      <w:pPr>
+        <w:spacing w:after="120"/>
+      </w:pPr>
+      <w:r>
+        <w:rPr>
+          <w:b/>
+        </w:rPr>
+        <w:t>Conclusion</w:t>
+      </w:r>
+      <w:r>
+        <w:tab/>
+        <w:tab/>
+        <w:tab/>
+        <w:t>21</w:t>
+      </w:r>
+    </w:p>
+    <w:p>
+      <w:pPr>
+        <w:spacing w:after="120"/>
+      </w:pPr>
+      <w:r>
+        <w:rPr>
+          <w:b/>
+        </w:rPr>
+        <w:t>References</w:t>
+      </w:r>
+      <w:r>
+        <w:tab/>
+        <w:tab/>
+        <w:tab/>
+        <w:t>22</w:t>
       </w:r>
     </w:p>
     <w:p>
